--- a/tillsyn/A 1120-2025 tillsynsbegäran.docx
+++ b/tillsyn/A 1120-2025 tillsynsbegäran.docx
@@ -231,7 +231,7 @@
     <w:r>
       <w:tab/>
       <w:tab/>
-      <w:t>2025-01-30</w:t>
+      <w:t>2025-01-31</w:t>
       <w:br/>
       <w:br/>
     </w:r>

--- a/tillsyn/A 1120-2025 tillsynsbegäran.docx
+++ b/tillsyn/A 1120-2025 tillsynsbegäran.docx
@@ -231,7 +231,7 @@
     <w:r>
       <w:tab/>
       <w:tab/>
-      <w:t>2025-01-31</w:t>
+      <w:t>2025-02-02</w:t>
       <w:br/>
       <w:br/>
     </w:r>

--- a/tillsyn/A 1120-2025 tillsynsbegäran.docx
+++ b/tillsyn/A 1120-2025 tillsynsbegäran.docx
@@ -231,7 +231,7 @@
     <w:r>
       <w:tab/>
       <w:tab/>
-      <w:t>2025-02-02</w:t>
+      <w:t>2025-02-03</w:t>
       <w:br/>
       <w:br/>
     </w:r>

--- a/tillsyn/A 1120-2025 tillsynsbegäran.docx
+++ b/tillsyn/A 1120-2025 tillsynsbegäran.docx
@@ -231,7 +231,7 @@
     <w:r>
       <w:tab/>
       <w:tab/>
-      <w:t>2025-02-03</w:t>
+      <w:t>2025-02-04</w:t>
       <w:br/>
       <w:br/>
     </w:r>

--- a/tillsyn/A 1120-2025 tillsynsbegäran.docx
+++ b/tillsyn/A 1120-2025 tillsynsbegäran.docx
@@ -231,7 +231,7 @@
     <w:r>
       <w:tab/>
       <w:tab/>
-      <w:t>2025-02-04</w:t>
+      <w:t>2025-02-05</w:t>
       <w:br/>
       <w:br/>
     </w:r>

--- a/tillsyn/A 1120-2025 tillsynsbegäran.docx
+++ b/tillsyn/A 1120-2025 tillsynsbegäran.docx
@@ -231,7 +231,7 @@
     <w:r>
       <w:tab/>
       <w:tab/>
-      <w:t>2025-02-05</w:t>
+      <w:t>2025-02-06</w:t>
       <w:br/>
       <w:br/>
     </w:r>

--- a/tillsyn/A 1120-2025 tillsynsbegäran.docx
+++ b/tillsyn/A 1120-2025 tillsynsbegäran.docx
@@ -231,7 +231,7 @@
     <w:r>
       <w:tab/>
       <w:tab/>
-      <w:t>2025-02-06</w:t>
+      <w:t>2025-02-07</w:t>
       <w:br/>
       <w:br/>
     </w:r>

--- a/tillsyn/A 1120-2025 tillsynsbegäran.docx
+++ b/tillsyn/A 1120-2025 tillsynsbegäran.docx
@@ -231,7 +231,7 @@
     <w:r>
       <w:tab/>
       <w:tab/>
-      <w:t>2025-02-07</w:t>
+      <w:t>2025-02-08</w:t>
       <w:br/>
       <w:br/>
     </w:r>

--- a/tillsyn/A 1120-2025 tillsynsbegäran.docx
+++ b/tillsyn/A 1120-2025 tillsynsbegäran.docx
@@ -231,7 +231,7 @@
     <w:r>
       <w:tab/>
       <w:tab/>
-      <w:t>2025-02-08</w:t>
+      <w:t>2025-02-09</w:t>
       <w:br/>
       <w:br/>
     </w:r>

--- a/tillsyn/A 1120-2025 tillsynsbegäran.docx
+++ b/tillsyn/A 1120-2025 tillsynsbegäran.docx
@@ -231,7 +231,7 @@
     <w:r>
       <w:tab/>
       <w:tab/>
-      <w:t>2025-02-09</w:t>
+      <w:t>2025-02-10</w:t>
       <w:br/>
       <w:br/>
     </w:r>

--- a/tillsyn/A 1120-2025 tillsynsbegäran.docx
+++ b/tillsyn/A 1120-2025 tillsynsbegäran.docx
@@ -231,7 +231,7 @@
     <w:r>
       <w:tab/>
       <w:tab/>
-      <w:t>2025-02-10</w:t>
+      <w:t>2025-02-11</w:t>
       <w:br/>
       <w:br/>
     </w:r>

--- a/tillsyn/A 1120-2025 tillsynsbegäran.docx
+++ b/tillsyn/A 1120-2025 tillsynsbegäran.docx
@@ -231,7 +231,7 @@
     <w:r>
       <w:tab/>
       <w:tab/>
-      <w:t>2025-02-11</w:t>
+      <w:t>2025-02-12</w:t>
       <w:br/>
       <w:br/>
     </w:r>

--- a/tillsyn/A 1120-2025 tillsynsbegäran.docx
+++ b/tillsyn/A 1120-2025 tillsynsbegäran.docx
@@ -231,7 +231,7 @@
     <w:r>
       <w:tab/>
       <w:tab/>
-      <w:t>2025-02-12</w:t>
+      <w:t>2025-02-13</w:t>
       <w:br/>
       <w:br/>
     </w:r>

--- a/tillsyn/A 1120-2025 tillsynsbegäran.docx
+++ b/tillsyn/A 1120-2025 tillsynsbegäran.docx
@@ -231,7 +231,7 @@
     <w:r>
       <w:tab/>
       <w:tab/>
-      <w:t>2025-02-13</w:t>
+      <w:t>2025-02-14</w:t>
       <w:br/>
       <w:br/>
     </w:r>

--- a/tillsyn/A 1120-2025 tillsynsbegäran.docx
+++ b/tillsyn/A 1120-2025 tillsynsbegäran.docx
@@ -231,7 +231,7 @@
     <w:r>
       <w:tab/>
       <w:tab/>
-      <w:t>2025-02-14</w:t>
+      <w:t>2025-02-15</w:t>
       <w:br/>
       <w:br/>
     </w:r>

--- a/tillsyn/A 1120-2025 tillsynsbegäran.docx
+++ b/tillsyn/A 1120-2025 tillsynsbegäran.docx
@@ -231,7 +231,7 @@
     <w:r>
       <w:tab/>
       <w:tab/>
-      <w:t>2025-02-15</w:t>
+      <w:t>2025-02-16</w:t>
       <w:br/>
       <w:br/>
     </w:r>

--- a/tillsyn/A 1120-2025 tillsynsbegäran.docx
+++ b/tillsyn/A 1120-2025 tillsynsbegäran.docx
@@ -231,7 +231,7 @@
     <w:r>
       <w:tab/>
       <w:tab/>
-      <w:t>2025-02-16</w:t>
+      <w:t>2025-02-17</w:t>
       <w:br/>
       <w:br/>
     </w:r>

--- a/tillsyn/A 1120-2025 tillsynsbegäran.docx
+++ b/tillsyn/A 1120-2025 tillsynsbegäran.docx
@@ -231,7 +231,7 @@
     <w:r>
       <w:tab/>
       <w:tab/>
-      <w:t>2025-02-17</w:t>
+      <w:t>2025-02-18</w:t>
       <w:br/>
       <w:br/>
     </w:r>

--- a/tillsyn/A 1120-2025 tillsynsbegäran.docx
+++ b/tillsyn/A 1120-2025 tillsynsbegäran.docx
@@ -231,7 +231,7 @@
     <w:r>
       <w:tab/>
       <w:tab/>
-      <w:t>2025-02-18</w:t>
+      <w:t>2025-02-19</w:t>
       <w:br/>
       <w:br/>
     </w:r>

--- a/tillsyn/A 1120-2025 tillsynsbegäran.docx
+++ b/tillsyn/A 1120-2025 tillsynsbegäran.docx
@@ -231,7 +231,7 @@
     <w:r>
       <w:tab/>
       <w:tab/>
-      <w:t>2025-02-19</w:t>
+      <w:t>2025-02-20</w:t>
       <w:br/>
       <w:br/>
     </w:r>

--- a/tillsyn/A 1120-2025 tillsynsbegäran.docx
+++ b/tillsyn/A 1120-2025 tillsynsbegäran.docx
@@ -231,7 +231,7 @@
     <w:r>
       <w:tab/>
       <w:tab/>
-      <w:t>2025-02-20</w:t>
+      <w:t>2025-02-21</w:t>
       <w:br/>
       <w:br/>
     </w:r>

--- a/tillsyn/A 1120-2025 tillsynsbegäran.docx
+++ b/tillsyn/A 1120-2025 tillsynsbegäran.docx
@@ -231,7 +231,7 @@
     <w:r>
       <w:tab/>
       <w:tab/>
-      <w:t>2025-02-21</w:t>
+      <w:t>2025-02-22</w:t>
       <w:br/>
       <w:br/>
     </w:r>

--- a/tillsyn/A 1120-2025 tillsynsbegäran.docx
+++ b/tillsyn/A 1120-2025 tillsynsbegäran.docx
@@ -231,7 +231,7 @@
     <w:r>
       <w:tab/>
       <w:tab/>
-      <w:t>2025-02-22</w:t>
+      <w:t>2025-02-23</w:t>
       <w:br/>
       <w:br/>
     </w:r>

--- a/tillsyn/A 1120-2025 tillsynsbegäran.docx
+++ b/tillsyn/A 1120-2025 tillsynsbegäran.docx
@@ -231,7 +231,7 @@
     <w:r>
       <w:tab/>
       <w:tab/>
-      <w:t>2025-02-23</w:t>
+      <w:t>2025-02-24</w:t>
       <w:br/>
       <w:br/>
     </w:r>

--- a/tillsyn/A 1120-2025 tillsynsbegäran.docx
+++ b/tillsyn/A 1120-2025 tillsynsbegäran.docx
@@ -231,7 +231,7 @@
     <w:r>
       <w:tab/>
       <w:tab/>
-      <w:t>2025-02-24</w:t>
+      <w:t>2025-02-25</w:t>
       <w:br/>
       <w:br/>
     </w:r>

--- a/tillsyn/A 1120-2025 tillsynsbegäran.docx
+++ b/tillsyn/A 1120-2025 tillsynsbegäran.docx
@@ -231,7 +231,7 @@
     <w:r>
       <w:tab/>
       <w:tab/>
-      <w:t>2025-02-25</w:t>
+      <w:t>2025-02-26</w:t>
       <w:br/>
       <w:br/>
     </w:r>

--- a/tillsyn/A 1120-2025 tillsynsbegäran.docx
+++ b/tillsyn/A 1120-2025 tillsynsbegäran.docx
@@ -231,7 +231,7 @@
     <w:r>
       <w:tab/>
       <w:tab/>
-      <w:t>2025-02-26</w:t>
+      <w:t>2025-02-27</w:t>
       <w:br/>
       <w:br/>
     </w:r>

--- a/tillsyn/A 1120-2025 tillsynsbegäran.docx
+++ b/tillsyn/A 1120-2025 tillsynsbegäran.docx
@@ -231,7 +231,7 @@
     <w:r>
       <w:tab/>
       <w:tab/>
-      <w:t>2025-02-27</w:t>
+      <w:t>2025-02-28</w:t>
       <w:br/>
       <w:br/>
     </w:r>

--- a/tillsyn/A 1120-2025 tillsynsbegäran.docx
+++ b/tillsyn/A 1120-2025 tillsynsbegäran.docx
@@ -231,7 +231,7 @@
     <w:r>
       <w:tab/>
       <w:tab/>
-      <w:t>2025-02-28</w:t>
+      <w:t>2025-03-01</w:t>
       <w:br/>
       <w:br/>
     </w:r>

--- a/tillsyn/A 1120-2025 tillsynsbegäran.docx
+++ b/tillsyn/A 1120-2025 tillsynsbegäran.docx
@@ -231,7 +231,7 @@
     <w:r>
       <w:tab/>
       <w:tab/>
-      <w:t>2025-03-01</w:t>
+      <w:t>2025-03-02</w:t>
       <w:br/>
       <w:br/>
     </w:r>

--- a/tillsyn/A 1120-2025 tillsynsbegäran.docx
+++ b/tillsyn/A 1120-2025 tillsynsbegäran.docx
@@ -231,7 +231,7 @@
     <w:r>
       <w:tab/>
       <w:tab/>
-      <w:t>2025-03-02</w:t>
+      <w:t>2025-03-03</w:t>
       <w:br/>
       <w:br/>
     </w:r>

--- a/tillsyn/A 1120-2025 tillsynsbegäran.docx
+++ b/tillsyn/A 1120-2025 tillsynsbegäran.docx
@@ -231,7 +231,7 @@
     <w:r>
       <w:tab/>
       <w:tab/>
-      <w:t>2025-03-03</w:t>
+      <w:t>2025-03-04</w:t>
       <w:br/>
       <w:br/>
     </w:r>

--- a/tillsyn/A 1120-2025 tillsynsbegäran.docx
+++ b/tillsyn/A 1120-2025 tillsynsbegäran.docx
@@ -231,7 +231,7 @@
     <w:r>
       <w:tab/>
       <w:tab/>
-      <w:t>2025-03-04</w:t>
+      <w:t>2025-03-05</w:t>
       <w:br/>
       <w:br/>
     </w:r>

--- a/tillsyn/A 1120-2025 tillsynsbegäran.docx
+++ b/tillsyn/A 1120-2025 tillsynsbegäran.docx
@@ -231,7 +231,7 @@
     <w:r>
       <w:tab/>
       <w:tab/>
-      <w:t>2025-03-05</w:t>
+      <w:t>2025-03-06</w:t>
       <w:br/>
       <w:br/>
     </w:r>

--- a/tillsyn/A 1120-2025 tillsynsbegäran.docx
+++ b/tillsyn/A 1120-2025 tillsynsbegäran.docx
@@ -231,7 +231,7 @@
     <w:r>
       <w:tab/>
       <w:tab/>
-      <w:t>2025-03-06</w:t>
+      <w:t>2025-03-07</w:t>
       <w:br/>
       <w:br/>
     </w:r>

--- a/tillsyn/A 1120-2025 tillsynsbegäran.docx
+++ b/tillsyn/A 1120-2025 tillsynsbegäran.docx
@@ -231,7 +231,7 @@
     <w:r>
       <w:tab/>
       <w:tab/>
-      <w:t>2025-03-07</w:t>
+      <w:t>2025-03-08</w:t>
       <w:br/>
       <w:br/>
     </w:r>

--- a/tillsyn/A 1120-2025 tillsynsbegäran.docx
+++ b/tillsyn/A 1120-2025 tillsynsbegäran.docx
@@ -231,7 +231,7 @@
     <w:r>
       <w:tab/>
       <w:tab/>
-      <w:t>2025-03-08</w:t>
+      <w:t>2025-03-09</w:t>
       <w:br/>
       <w:br/>
     </w:r>

--- a/tillsyn/A 1120-2025 tillsynsbegäran.docx
+++ b/tillsyn/A 1120-2025 tillsynsbegäran.docx
@@ -231,7 +231,7 @@
     <w:r>
       <w:tab/>
       <w:tab/>
-      <w:t>2025-03-09</w:t>
+      <w:t>2025-03-10</w:t>
       <w:br/>
       <w:br/>
     </w:r>

--- a/tillsyn/A 1120-2025 tillsynsbegäran.docx
+++ b/tillsyn/A 1120-2025 tillsynsbegäran.docx
@@ -231,7 +231,7 @@
     <w:r>
       <w:tab/>
       <w:tab/>
-      <w:t>2025-03-10</w:t>
+      <w:t>2025-03-11</w:t>
       <w:br/>
       <w:br/>
     </w:r>

--- a/tillsyn/A 1120-2025 tillsynsbegäran.docx
+++ b/tillsyn/A 1120-2025 tillsynsbegäran.docx
@@ -231,7 +231,7 @@
     <w:r>
       <w:tab/>
       <w:tab/>
-      <w:t>2025-03-11</w:t>
+      <w:t>2025-03-12</w:t>
       <w:br/>
       <w:br/>
     </w:r>

--- a/tillsyn/A 1120-2025 tillsynsbegäran.docx
+++ b/tillsyn/A 1120-2025 tillsynsbegäran.docx
@@ -231,7 +231,7 @@
     <w:r>
       <w:tab/>
       <w:tab/>
-      <w:t>2025-03-12</w:t>
+      <w:t>2025-03-13</w:t>
       <w:br/>
       <w:br/>
     </w:r>

--- a/tillsyn/A 1120-2025 tillsynsbegäran.docx
+++ b/tillsyn/A 1120-2025 tillsynsbegäran.docx
@@ -231,7 +231,7 @@
     <w:r>
       <w:tab/>
       <w:tab/>
-      <w:t>2025-03-13</w:t>
+      <w:t>2025-03-14</w:t>
       <w:br/>
       <w:br/>
     </w:r>

--- a/tillsyn/A 1120-2025 tillsynsbegäran.docx
+++ b/tillsyn/A 1120-2025 tillsynsbegäran.docx
@@ -231,7 +231,7 @@
     <w:r>
       <w:tab/>
       <w:tab/>
-      <w:t>2025-03-14</w:t>
+      <w:t>2025-03-15</w:t>
       <w:br/>
       <w:br/>
     </w:r>

--- a/tillsyn/A 1120-2025 tillsynsbegäran.docx
+++ b/tillsyn/A 1120-2025 tillsynsbegäran.docx
@@ -231,7 +231,7 @@
     <w:r>
       <w:tab/>
       <w:tab/>
-      <w:t>2025-03-15</w:t>
+      <w:t>2025-03-16</w:t>
       <w:br/>
       <w:br/>
     </w:r>

--- a/tillsyn/A 1120-2025 tillsynsbegäran.docx
+++ b/tillsyn/A 1120-2025 tillsynsbegäran.docx
@@ -231,7 +231,7 @@
     <w:r>
       <w:tab/>
       <w:tab/>
-      <w:t>2025-03-16</w:t>
+      <w:t>2025-03-17</w:t>
       <w:br/>
       <w:br/>
     </w:r>

--- a/tillsyn/A 1120-2025 tillsynsbegäran.docx
+++ b/tillsyn/A 1120-2025 tillsynsbegäran.docx
@@ -231,7 +231,7 @@
     <w:r>
       <w:tab/>
       <w:tab/>
-      <w:t>2025-03-17</w:t>
+      <w:t>2025-03-18</w:t>
       <w:br/>
       <w:br/>
     </w:r>

--- a/tillsyn/A 1120-2025 tillsynsbegäran.docx
+++ b/tillsyn/A 1120-2025 tillsynsbegäran.docx
@@ -231,7 +231,7 @@
     <w:r>
       <w:tab/>
       <w:tab/>
-      <w:t>2025-03-18</w:t>
+      <w:t>2025-03-19</w:t>
       <w:br/>
       <w:br/>
     </w:r>

--- a/tillsyn/A 1120-2025 tillsynsbegäran.docx
+++ b/tillsyn/A 1120-2025 tillsynsbegäran.docx
@@ -231,7 +231,7 @@
     <w:r>
       <w:tab/>
       <w:tab/>
-      <w:t>2025-03-19</w:t>
+      <w:t>2025-03-20</w:t>
       <w:br/>
       <w:br/>
     </w:r>

--- a/tillsyn/A 1120-2025 tillsynsbegäran.docx
+++ b/tillsyn/A 1120-2025 tillsynsbegäran.docx
@@ -231,7 +231,7 @@
     <w:r>
       <w:tab/>
       <w:tab/>
-      <w:t>2025-03-20</w:t>
+      <w:t>2025-03-21</w:t>
       <w:br/>
       <w:br/>
     </w:r>

--- a/tillsyn/A 1120-2025 tillsynsbegäran.docx
+++ b/tillsyn/A 1120-2025 tillsynsbegäran.docx
@@ -231,7 +231,7 @@
     <w:r>
       <w:tab/>
       <w:tab/>
-      <w:t>2025-03-21</w:t>
+      <w:t>2025-03-22</w:t>
       <w:br/>
       <w:br/>
     </w:r>

--- a/tillsyn/A 1120-2025 tillsynsbegäran.docx
+++ b/tillsyn/A 1120-2025 tillsynsbegäran.docx
@@ -231,7 +231,7 @@
     <w:r>
       <w:tab/>
       <w:tab/>
-      <w:t>2025-03-22</w:t>
+      <w:t>2025-03-23</w:t>
       <w:br/>
       <w:br/>
     </w:r>

--- a/tillsyn/A 1120-2025 tillsynsbegäran.docx
+++ b/tillsyn/A 1120-2025 tillsynsbegäran.docx
@@ -231,7 +231,7 @@
     <w:r>
       <w:tab/>
       <w:tab/>
-      <w:t>2025-03-23</w:t>
+      <w:t>2025-03-24</w:t>
       <w:br/>
       <w:br/>
     </w:r>

--- a/tillsyn/A 1120-2025 tillsynsbegäran.docx
+++ b/tillsyn/A 1120-2025 tillsynsbegäran.docx
@@ -231,7 +231,7 @@
     <w:r>
       <w:tab/>
       <w:tab/>
-      <w:t>2025-03-24</w:t>
+      <w:t>2025-03-25</w:t>
       <w:br/>
       <w:br/>
     </w:r>

--- a/tillsyn/A 1120-2025 tillsynsbegäran.docx
+++ b/tillsyn/A 1120-2025 tillsynsbegäran.docx
@@ -231,7 +231,7 @@
     <w:r>
       <w:tab/>
       <w:tab/>
-      <w:t>2025-03-25</w:t>
+      <w:t>2025-03-26</w:t>
       <w:br/>
       <w:br/>
     </w:r>

--- a/tillsyn/A 1120-2025 tillsynsbegäran.docx
+++ b/tillsyn/A 1120-2025 tillsynsbegäran.docx
@@ -231,7 +231,7 @@
     <w:r>
       <w:tab/>
       <w:tab/>
-      <w:t>2025-03-26</w:t>
+      <w:t>2025-03-27</w:t>
       <w:br/>
       <w:br/>
     </w:r>

--- a/tillsyn/A 1120-2025 tillsynsbegäran.docx
+++ b/tillsyn/A 1120-2025 tillsynsbegäran.docx
@@ -231,7 +231,7 @@
     <w:r>
       <w:tab/>
       <w:tab/>
-      <w:t>2025-03-27</w:t>
+      <w:t>2025-03-28</w:t>
       <w:br/>
       <w:br/>
     </w:r>

--- a/tillsyn/A 1120-2025 tillsynsbegäran.docx
+++ b/tillsyn/A 1120-2025 tillsynsbegäran.docx
@@ -231,7 +231,7 @@
     <w:r>
       <w:tab/>
       <w:tab/>
-      <w:t>2025-03-28</w:t>
+      <w:t>2025-03-29</w:t>
       <w:br/>
       <w:br/>
     </w:r>

--- a/tillsyn/A 1120-2025 tillsynsbegäran.docx
+++ b/tillsyn/A 1120-2025 tillsynsbegäran.docx
@@ -231,7 +231,7 @@
     <w:r>
       <w:tab/>
       <w:tab/>
-      <w:t>2025-04-02</w:t>
+      <w:t>2025-04-03</w:t>
       <w:br/>
       <w:br/>
     </w:r>

--- a/tillsyn/A 1120-2025 tillsynsbegäran.docx
+++ b/tillsyn/A 1120-2025 tillsynsbegäran.docx
@@ -231,7 +231,7 @@
     <w:r>
       <w:tab/>
       <w:tab/>
-      <w:t>2025-04-03</w:t>
+      <w:t>2025-04-05</w:t>
       <w:br/>
       <w:br/>
     </w:r>

--- a/tillsyn/A 1120-2025 tillsynsbegäran.docx
+++ b/tillsyn/A 1120-2025 tillsynsbegäran.docx
@@ -231,7 +231,7 @@
     <w:r>
       <w:tab/>
       <w:tab/>
-      <w:t>2025-04-05</w:t>
+      <w:t>2025-04-06</w:t>
       <w:br/>
       <w:br/>
     </w:r>

--- a/tillsyn/A 1120-2025 tillsynsbegäran.docx
+++ b/tillsyn/A 1120-2025 tillsynsbegäran.docx
@@ -231,7 +231,7 @@
     <w:r>
       <w:tab/>
       <w:tab/>
-      <w:t>2025-04-06</w:t>
+      <w:t>2025-04-07</w:t>
       <w:br/>
       <w:br/>
     </w:r>

--- a/tillsyn/A 1120-2025 tillsynsbegäran.docx
+++ b/tillsyn/A 1120-2025 tillsynsbegäran.docx
@@ -231,7 +231,7 @@
     <w:r>
       <w:tab/>
       <w:tab/>
-      <w:t>2025-04-07</w:t>
+      <w:t>2025-04-08</w:t>
       <w:br/>
       <w:br/>
     </w:r>

--- a/tillsyn/A 1120-2025 tillsynsbegäran.docx
+++ b/tillsyn/A 1120-2025 tillsynsbegäran.docx
@@ -231,7 +231,7 @@
     <w:r>
       <w:tab/>
       <w:tab/>
-      <w:t>2025-04-08</w:t>
+      <w:t>2025-04-09</w:t>
       <w:br/>
       <w:br/>
     </w:r>

--- a/tillsyn/A 1120-2025 tillsynsbegäran.docx
+++ b/tillsyn/A 1120-2025 tillsynsbegäran.docx
@@ -91,6 +91,17 @@
       </w:r>
     </w:p>
     <w:p>
+      <w:r>
+        <w:rPr>
+          <w:b/>
+        </w:rPr>
+        <w:t>Vårärt</w:t>
+      </w:r>
+      <w:r>
+        <w:t xml:space="preserve"> är en kalkgynnad mullväxt som är knuten till rik lundartad vegetation och har sin huvudsakliga förekomst i sydliga kalklövskogar, lövängen och hässlen. Den har även viktiga förekomster av reliktkaraktär i örtrika kalkgranskogar på frisk eller något fuktig mark i mellersta Sverige. Vårärt är en extra betydelsefull signalart i boreala (och boreonemorala) kalkgranskogar, då dessa förekomster nu är starkt fragmenterade och troligen visar på en flertusenårig ekologisk kontinuitet där spridning och etablering kan ha skett under postglaciala värmetiden. Arten tål inte dagens rationella skogsbruksmetoder (Nitare &amp; Skogsstyrelsen, 2019).</w:t>
+      </w:r>
+    </w:p>
+    <w:p>
       <w:pPr>
         <w:pStyle w:val="Heading1"/>
       </w:pPr>
@@ -101,6 +112,17 @@
     <w:p>
       <w:r>
         <w:t>Följande fridlysta arter har sina livsmiljöer och växtplatser i den avverkningsanmälda skogen: röd skogslilja (NT, §8).</w:t>
+      </w:r>
+    </w:p>
+    <w:p>
+      <w:r>
+        <w:rPr>
+          <w:b/>
+        </w:rPr>
+        <w:t>Röd skogslilja (NT, §8)</w:t>
+      </w:r>
+      <w:r>
+        <w:t xml:space="preserve"> växer i öppna skogar, oftast i barrskogar, vilka domineras av tall. Den gynnas av kalk och sand och hittas i torrare miljöer än de flesta andra orkidéer. Arten är mycket känslig för markberedning men även av en alltför kraftig beskuggning. Den är känslig mot slutavverkning men vissa skogsbruksåtgärder kan möjligen gynna arten om det görs på rätt sätt. Röd skogslilja är fridlyst enligt 8 § artskyddsförordningen och placerad högst upp i Skogsstyrelsens värdepyramid för bedömning av skog med höga naturvärden (SLU Artdatabanken, 2024; Nitare &amp; Skogsstyrelsen, 2019).</w:t>
       </w:r>
     </w:p>
     <w:sectPr>
@@ -231,7 +253,7 @@
     <w:r>
       <w:tab/>
       <w:tab/>
-      <w:t>2025-04-09</w:t>
+      <w:t>2025-04-10</w:t>
       <w:br/>
       <w:br/>
     </w:r>

--- a/tillsyn/A 1120-2025 tillsynsbegäran.docx
+++ b/tillsyn/A 1120-2025 tillsynsbegäran.docx
@@ -253,7 +253,7 @@
     <w:r>
       <w:tab/>
       <w:tab/>
-      <w:t>2025-04-10</w:t>
+      <w:t>2025-04-11</w:t>
       <w:br/>
       <w:br/>
     </w:r>

--- a/tillsyn/A 1120-2025 tillsynsbegäran.docx
+++ b/tillsyn/A 1120-2025 tillsynsbegäran.docx
@@ -253,7 +253,7 @@
     <w:r>
       <w:tab/>
       <w:tab/>
-      <w:t>2025-04-11</w:t>
+      <w:t>2025-04-12</w:t>
       <w:br/>
       <w:br/>
     </w:r>

--- a/tillsyn/A 1120-2025 tillsynsbegäran.docx
+++ b/tillsyn/A 1120-2025 tillsynsbegäran.docx
@@ -253,7 +253,7 @@
     <w:r>
       <w:tab/>
       <w:tab/>
-      <w:t>2025-04-12</w:t>
+      <w:t>2025-04-13</w:t>
       <w:br/>
       <w:br/>
     </w:r>

--- a/tillsyn/A 1120-2025 tillsynsbegäran.docx
+++ b/tillsyn/A 1120-2025 tillsynsbegäran.docx
@@ -253,7 +253,7 @@
     <w:r>
       <w:tab/>
       <w:tab/>
-      <w:t>2025-04-13</w:t>
+      <w:t>2025-04-14</w:t>
       <w:br/>
       <w:br/>
     </w:r>

--- a/tillsyn/A 1120-2025 tillsynsbegäran.docx
+++ b/tillsyn/A 1120-2025 tillsynsbegäran.docx
@@ -253,7 +253,7 @@
     <w:r>
       <w:tab/>
       <w:tab/>
-      <w:t>2025-04-14</w:t>
+      <w:t>2025-04-15</w:t>
       <w:br/>
       <w:br/>
     </w:r>

--- a/tillsyn/A 1120-2025 tillsynsbegäran.docx
+++ b/tillsyn/A 1120-2025 tillsynsbegäran.docx
@@ -253,7 +253,7 @@
     <w:r>
       <w:tab/>
       <w:tab/>
-      <w:t>2025-04-15</w:t>
+      <w:t>2025-04-16</w:t>
       <w:br/>
       <w:br/>
     </w:r>

--- a/tillsyn/A 1120-2025 tillsynsbegäran.docx
+++ b/tillsyn/A 1120-2025 tillsynsbegäran.docx
@@ -253,7 +253,7 @@
     <w:r>
       <w:tab/>
       <w:tab/>
-      <w:t>2025-04-16</w:t>
+      <w:t>2025-04-17</w:t>
       <w:br/>
       <w:br/>
     </w:r>

--- a/tillsyn/A 1120-2025 tillsynsbegäran.docx
+++ b/tillsyn/A 1120-2025 tillsynsbegäran.docx
@@ -253,7 +253,7 @@
     <w:r>
       <w:tab/>
       <w:tab/>
-      <w:t>2025-04-17</w:t>
+      <w:t>2025-04-18</w:t>
       <w:br/>
       <w:br/>
     </w:r>

--- a/tillsyn/A 1120-2025 tillsynsbegäran.docx
+++ b/tillsyn/A 1120-2025 tillsynsbegäran.docx
@@ -253,7 +253,7 @@
     <w:r>
       <w:tab/>
       <w:tab/>
-      <w:t>2025-04-18</w:t>
+      <w:t>2025-04-19</w:t>
       <w:br/>
       <w:br/>
     </w:r>

--- a/tillsyn/A 1120-2025 tillsynsbegäran.docx
+++ b/tillsyn/A 1120-2025 tillsynsbegäran.docx
@@ -253,7 +253,7 @@
     <w:r>
       <w:tab/>
       <w:tab/>
-      <w:t>2025-05-03</w:t>
+      <w:t>2025-05-04</w:t>
       <w:br/>
       <w:br/>
     </w:r>

--- a/tillsyn/A 1120-2025 tillsynsbegäran.docx
+++ b/tillsyn/A 1120-2025 tillsynsbegäran.docx
@@ -253,7 +253,7 @@
     <w:r>
       <w:tab/>
       <w:tab/>
-      <w:t>2025-05-04</w:t>
+      <w:t>2025-05-06</w:t>
       <w:br/>
       <w:br/>
     </w:r>

--- a/tillsyn/A 1120-2025 tillsynsbegäran.docx
+++ b/tillsyn/A 1120-2025 tillsynsbegäran.docx
@@ -253,7 +253,7 @@
     <w:r>
       <w:tab/>
       <w:tab/>
-      <w:t>2025-05-06</w:t>
+      <w:t>2025-05-07</w:t>
       <w:br/>
       <w:br/>
     </w:r>

--- a/tillsyn/A 1120-2025 tillsynsbegäran.docx
+++ b/tillsyn/A 1120-2025 tillsynsbegäran.docx
@@ -253,7 +253,7 @@
     <w:r>
       <w:tab/>
       <w:tab/>
-      <w:t>2025-05-07</w:t>
+      <w:t>2025-05-08</w:t>
       <w:br/>
       <w:br/>
     </w:r>

--- a/tillsyn/A 1120-2025 tillsynsbegäran.docx
+++ b/tillsyn/A 1120-2025 tillsynsbegäran.docx
@@ -253,7 +253,7 @@
     <w:r>
       <w:tab/>
       <w:tab/>
-      <w:t>2025-05-08</w:t>
+      <w:t>2025-05-09</w:t>
       <w:br/>
       <w:br/>
     </w:r>

--- a/tillsyn/A 1120-2025 tillsynsbegäran.docx
+++ b/tillsyn/A 1120-2025 tillsynsbegäran.docx
@@ -253,7 +253,7 @@
     <w:r>
       <w:tab/>
       <w:tab/>
-      <w:t>2025-05-09</w:t>
+      <w:t>2025-05-10</w:t>
       <w:br/>
       <w:br/>
     </w:r>

--- a/tillsyn/A 1120-2025 tillsynsbegäran.docx
+++ b/tillsyn/A 1120-2025 tillsynsbegäran.docx
@@ -253,7 +253,7 @@
     <w:r>
       <w:tab/>
       <w:tab/>
-      <w:t>2025-05-10</w:t>
+      <w:t>2025-05-11</w:t>
       <w:br/>
       <w:br/>
     </w:r>

--- a/tillsyn/A 1120-2025 tillsynsbegäran.docx
+++ b/tillsyn/A 1120-2025 tillsynsbegäran.docx
@@ -253,7 +253,7 @@
     <w:r>
       <w:tab/>
       <w:tab/>
-      <w:t>2025-05-11</w:t>
+      <w:t>2025-05-12</w:t>
       <w:br/>
       <w:br/>
     </w:r>

--- a/tillsyn/A 1120-2025 tillsynsbegäran.docx
+++ b/tillsyn/A 1120-2025 tillsynsbegäran.docx
@@ -253,7 +253,7 @@
     <w:r>
       <w:tab/>
       <w:tab/>
-      <w:t>2025-05-12</w:t>
+      <w:t>2025-05-13</w:t>
       <w:br/>
       <w:br/>
     </w:r>

--- a/tillsyn/A 1120-2025 tillsynsbegäran.docx
+++ b/tillsyn/A 1120-2025 tillsynsbegäran.docx
@@ -253,7 +253,7 @@
     <w:r>
       <w:tab/>
       <w:tab/>
-      <w:t>2025-05-13</w:t>
+      <w:t>2025-05-14</w:t>
       <w:br/>
       <w:br/>
     </w:r>

--- a/tillsyn/A 1120-2025 tillsynsbegäran.docx
+++ b/tillsyn/A 1120-2025 tillsynsbegäran.docx
@@ -253,7 +253,7 @@
     <w:r>
       <w:tab/>
       <w:tab/>
-      <w:t>2025-05-14</w:t>
+      <w:t>2025-05-15</w:t>
       <w:br/>
       <w:br/>
     </w:r>

--- a/tillsyn/A 1120-2025 tillsynsbegäran.docx
+++ b/tillsyn/A 1120-2025 tillsynsbegäran.docx
@@ -253,7 +253,7 @@
     <w:r>
       <w:tab/>
       <w:tab/>
-      <w:t>2025-05-15</w:t>
+      <w:t>2025-05-16</w:t>
       <w:br/>
       <w:br/>
     </w:r>

--- a/tillsyn/A 1120-2025 tillsynsbegäran.docx
+++ b/tillsyn/A 1120-2025 tillsynsbegäran.docx
@@ -253,7 +253,7 @@
     <w:r>
       <w:tab/>
       <w:tab/>
-      <w:t>2025-05-16</w:t>
+      <w:t>2025-05-17</w:t>
       <w:br/>
       <w:br/>
     </w:r>

--- a/tillsyn/A 1120-2025 tillsynsbegäran.docx
+++ b/tillsyn/A 1120-2025 tillsynsbegäran.docx
@@ -253,7 +253,7 @@
     <w:r>
       <w:tab/>
       <w:tab/>
-      <w:t>2025-05-17</w:t>
+      <w:t>2025-05-18</w:t>
       <w:br/>
       <w:br/>
     </w:r>

--- a/tillsyn/A 1120-2025 tillsynsbegäran.docx
+++ b/tillsyn/A 1120-2025 tillsynsbegäran.docx
@@ -253,7 +253,7 @@
     <w:r>
       <w:tab/>
       <w:tab/>
-      <w:t>2025-05-18</w:t>
+      <w:t>2025-05-19</w:t>
       <w:br/>
       <w:br/>
     </w:r>

--- a/tillsyn/A 1120-2025 tillsynsbegäran.docx
+++ b/tillsyn/A 1120-2025 tillsynsbegäran.docx
@@ -253,7 +253,7 @@
     <w:r>
       <w:tab/>
       <w:tab/>
-      <w:t>2025-05-19</w:t>
+      <w:t>2025-05-20</w:t>
       <w:br/>
       <w:br/>
     </w:r>

--- a/tillsyn/A 1120-2025 tillsynsbegäran.docx
+++ b/tillsyn/A 1120-2025 tillsynsbegäran.docx
@@ -253,7 +253,7 @@
     <w:r>
       <w:tab/>
       <w:tab/>
-      <w:t>2025-05-20</w:t>
+      <w:t>2025-05-21</w:t>
       <w:br/>
       <w:br/>
     </w:r>

--- a/tillsyn/A 1120-2025 tillsynsbegäran.docx
+++ b/tillsyn/A 1120-2025 tillsynsbegäran.docx
@@ -253,7 +253,7 @@
     <w:r>
       <w:tab/>
       <w:tab/>
-      <w:t>2025-05-21</w:t>
+      <w:t>2025-05-22</w:t>
       <w:br/>
       <w:br/>
     </w:r>

--- a/tillsyn/A 1120-2025 tillsynsbegäran.docx
+++ b/tillsyn/A 1120-2025 tillsynsbegäran.docx
@@ -253,7 +253,7 @@
     <w:r>
       <w:tab/>
       <w:tab/>
-      <w:t>2025-05-22</w:t>
+      <w:t>2025-05-23</w:t>
       <w:br/>
       <w:br/>
     </w:r>

--- a/tillsyn/A 1120-2025 tillsynsbegäran.docx
+++ b/tillsyn/A 1120-2025 tillsynsbegäran.docx
@@ -253,7 +253,7 @@
     <w:r>
       <w:tab/>
       <w:tab/>
-      <w:t>2025-05-23</w:t>
+      <w:t>2025-05-24</w:t>
       <w:br/>
       <w:br/>
     </w:r>

--- a/tillsyn/A 1120-2025 tillsynsbegäran.docx
+++ b/tillsyn/A 1120-2025 tillsynsbegäran.docx
@@ -253,7 +253,7 @@
     <w:r>
       <w:tab/>
       <w:tab/>
-      <w:t>2025-05-24</w:t>
+      <w:t>2025-05-25</w:t>
       <w:br/>
       <w:br/>
     </w:r>

--- a/tillsyn/A 1120-2025 tillsynsbegäran.docx
+++ b/tillsyn/A 1120-2025 tillsynsbegäran.docx
@@ -253,7 +253,7 @@
     <w:r>
       <w:tab/>
       <w:tab/>
-      <w:t>2025-05-25</w:t>
+      <w:t>2025-05-26</w:t>
       <w:br/>
       <w:br/>
     </w:r>

--- a/tillsyn/A 1120-2025 tillsynsbegäran.docx
+++ b/tillsyn/A 1120-2025 tillsynsbegäran.docx
@@ -253,7 +253,7 @@
     <w:r>
       <w:tab/>
       <w:tab/>
-      <w:t>2025-05-26</w:t>
+      <w:t>2025-05-27</w:t>
       <w:br/>
       <w:br/>
     </w:r>

--- a/tillsyn/A 1120-2025 tillsynsbegäran.docx
+++ b/tillsyn/A 1120-2025 tillsynsbegäran.docx
@@ -253,7 +253,7 @@
     <w:r>
       <w:tab/>
       <w:tab/>
-      <w:t>2025-05-27</w:t>
+      <w:t>2025-05-30</w:t>
       <w:br/>
       <w:br/>
     </w:r>

--- a/tillsyn/A 1120-2025 tillsynsbegäran.docx
+++ b/tillsyn/A 1120-2025 tillsynsbegäran.docx
@@ -253,7 +253,7 @@
     <w:r>
       <w:tab/>
       <w:tab/>
-      <w:t>2025-05-30</w:t>
+      <w:t>2025-06-01</w:t>
       <w:br/>
       <w:br/>
     </w:r>

--- a/tillsyn/A 1120-2025 tillsynsbegäran.docx
+++ b/tillsyn/A 1120-2025 tillsynsbegäran.docx
@@ -253,7 +253,7 @@
     <w:r>
       <w:tab/>
       <w:tab/>
-      <w:t>2025-06-01</w:t>
+      <w:t>2025-06-02</w:t>
       <w:br/>
       <w:br/>
     </w:r>

--- a/tillsyn/A 1120-2025 tillsynsbegäran.docx
+++ b/tillsyn/A 1120-2025 tillsynsbegäran.docx
@@ -253,7 +253,7 @@
     <w:r>
       <w:tab/>
       <w:tab/>
-      <w:t>2025-06-02</w:t>
+      <w:t>2025-06-03</w:t>
       <w:br/>
       <w:br/>
     </w:r>

--- a/tillsyn/A 1120-2025 tillsynsbegäran.docx
+++ b/tillsyn/A 1120-2025 tillsynsbegäran.docx
@@ -253,7 +253,7 @@
     <w:r>
       <w:tab/>
       <w:tab/>
-      <w:t>2025-06-03</w:t>
+      <w:t>2025-06-04</w:t>
       <w:br/>
       <w:br/>
     </w:r>

--- a/tillsyn/A 1120-2025 tillsynsbegäran.docx
+++ b/tillsyn/A 1120-2025 tillsynsbegäran.docx
@@ -253,7 +253,7 @@
     <w:r>
       <w:tab/>
       <w:tab/>
-      <w:t>2025-06-04</w:t>
+      <w:t>2025-06-05</w:t>
       <w:br/>
       <w:br/>
     </w:r>

--- a/tillsyn/A 1120-2025 tillsynsbegäran.docx
+++ b/tillsyn/A 1120-2025 tillsynsbegäran.docx
@@ -253,7 +253,7 @@
     <w:r>
       <w:tab/>
       <w:tab/>
-      <w:t>2025-06-05</w:t>
+      <w:t>2025-06-13</w:t>
       <w:br/>
       <w:br/>
     </w:r>

--- a/tillsyn/A 1120-2025 tillsynsbegäran.docx
+++ b/tillsyn/A 1120-2025 tillsynsbegäran.docx
@@ -253,7 +253,7 @@
     <w:r>
       <w:tab/>
       <w:tab/>
-      <w:t>2025-06-13</w:t>
+      <w:t>2025-06-15</w:t>
       <w:br/>
       <w:br/>
     </w:r>

--- a/tillsyn/A 1120-2025 tillsynsbegäran.docx
+++ b/tillsyn/A 1120-2025 tillsynsbegäran.docx
@@ -253,7 +253,7 @@
     <w:r>
       <w:tab/>
       <w:tab/>
-      <w:t>2025-06-15</w:t>
+      <w:t>2025-06-16</w:t>
       <w:br/>
       <w:br/>
     </w:r>

--- a/tillsyn/A 1120-2025 tillsynsbegäran.docx
+++ b/tillsyn/A 1120-2025 tillsynsbegäran.docx
@@ -253,7 +253,7 @@
     <w:r>
       <w:tab/>
       <w:tab/>
-      <w:t>2025-06-16</w:t>
+      <w:t>2025-06-17</w:t>
       <w:br/>
       <w:br/>
     </w:r>

--- a/tillsyn/A 1120-2025 tillsynsbegäran.docx
+++ b/tillsyn/A 1120-2025 tillsynsbegäran.docx
@@ -253,7 +253,7 @@
     <w:r>
       <w:tab/>
       <w:tab/>
-      <w:t>2025-06-17</w:t>
+      <w:t>2025-06-18</w:t>
       <w:br/>
       <w:br/>
     </w:r>

--- a/tillsyn/A 1120-2025 tillsynsbegäran.docx
+++ b/tillsyn/A 1120-2025 tillsynsbegäran.docx
@@ -253,7 +253,7 @@
     <w:r>
       <w:tab/>
       <w:tab/>
-      <w:t>2025-06-18</w:t>
+      <w:t>2025-06-19</w:t>
       <w:br/>
       <w:br/>
     </w:r>

--- a/tillsyn/A 1120-2025 tillsynsbegäran.docx
+++ b/tillsyn/A 1120-2025 tillsynsbegäran.docx
@@ -253,7 +253,7 @@
     <w:r>
       <w:tab/>
       <w:tab/>
-      <w:t>2025-06-19</w:t>
+      <w:t>2025-06-20</w:t>
       <w:br/>
       <w:br/>
     </w:r>

--- a/tillsyn/A 1120-2025 tillsynsbegäran.docx
+++ b/tillsyn/A 1120-2025 tillsynsbegäran.docx
@@ -253,7 +253,7 @@
     <w:r>
       <w:tab/>
       <w:tab/>
-      <w:t>2025-06-20</w:t>
+      <w:t>2025-06-21</w:t>
       <w:br/>
       <w:br/>
     </w:r>

--- a/tillsyn/A 1120-2025 tillsynsbegäran.docx
+++ b/tillsyn/A 1120-2025 tillsynsbegäran.docx
@@ -253,7 +253,7 @@
     <w:r>
       <w:tab/>
       <w:tab/>
-      <w:t>2025-06-21</w:t>
+      <w:t>2025-06-22</w:t>
       <w:br/>
       <w:br/>
     </w:r>

--- a/tillsyn/A 1120-2025 tillsynsbegäran.docx
+++ b/tillsyn/A 1120-2025 tillsynsbegäran.docx
@@ -253,7 +253,7 @@
     <w:r>
       <w:tab/>
       <w:tab/>
-      <w:t>2025-06-22</w:t>
+      <w:t>2025-06-23</w:t>
       <w:br/>
       <w:br/>
     </w:r>

--- a/tillsyn/A 1120-2025 tillsynsbegäran.docx
+++ b/tillsyn/A 1120-2025 tillsynsbegäran.docx
@@ -253,7 +253,7 @@
     <w:r>
       <w:tab/>
       <w:tab/>
-      <w:t>2025-06-23</w:t>
+      <w:t>2025-06-24</w:t>
       <w:br/>
       <w:br/>
     </w:r>

--- a/tillsyn/A 1120-2025 tillsynsbegäran.docx
+++ b/tillsyn/A 1120-2025 tillsynsbegäran.docx
@@ -253,7 +253,7 @@
     <w:r>
       <w:tab/>
       <w:tab/>
-      <w:t>2025-06-24</w:t>
+      <w:t>2025-06-25</w:t>
       <w:br/>
       <w:br/>
     </w:r>

--- a/tillsyn/A 1120-2025 tillsynsbegäran.docx
+++ b/tillsyn/A 1120-2025 tillsynsbegäran.docx
@@ -253,7 +253,7 @@
     <w:r>
       <w:tab/>
       <w:tab/>
-      <w:t>2025-06-25</w:t>
+      <w:t>2025-06-26</w:t>
       <w:br/>
       <w:br/>
     </w:r>

--- a/tillsyn/A 1120-2025 tillsynsbegäran.docx
+++ b/tillsyn/A 1120-2025 tillsynsbegäran.docx
@@ -253,7 +253,7 @@
     <w:r>
       <w:tab/>
       <w:tab/>
-      <w:t>2025-06-26</w:t>
+      <w:t>2025-06-27</w:t>
       <w:br/>
       <w:br/>
     </w:r>

--- a/tillsyn/A 1120-2025 tillsynsbegäran.docx
+++ b/tillsyn/A 1120-2025 tillsynsbegäran.docx
@@ -253,7 +253,7 @@
     <w:r>
       <w:tab/>
       <w:tab/>
-      <w:t>2025-06-27</w:t>
+      <w:t>2025-06-28</w:t>
       <w:br/>
       <w:br/>
     </w:r>

--- a/tillsyn/A 1120-2025 tillsynsbegäran.docx
+++ b/tillsyn/A 1120-2025 tillsynsbegäran.docx
@@ -253,7 +253,7 @@
     <w:r>
       <w:tab/>
       <w:tab/>
-      <w:t>2025-06-28</w:t>
+      <w:t>2025-06-29</w:t>
       <w:br/>
       <w:br/>
     </w:r>

--- a/tillsyn/A 1120-2025 tillsynsbegäran.docx
+++ b/tillsyn/A 1120-2025 tillsynsbegäran.docx
@@ -253,7 +253,7 @@
     <w:r>
       <w:tab/>
       <w:tab/>
-      <w:t>2025-06-29</w:t>
+      <w:t>2025-06-30</w:t>
       <w:br/>
       <w:br/>
     </w:r>

--- a/tillsyn/A 1120-2025 tillsynsbegäran.docx
+++ b/tillsyn/A 1120-2025 tillsynsbegäran.docx
@@ -253,7 +253,7 @@
     <w:r>
       <w:tab/>
       <w:tab/>
-      <w:t>2025-06-30</w:t>
+      <w:t>2025-07-01</w:t>
       <w:br/>
       <w:br/>
     </w:r>

--- a/tillsyn/A 1120-2025 tillsynsbegäran.docx
+++ b/tillsyn/A 1120-2025 tillsynsbegäran.docx
@@ -253,7 +253,7 @@
     <w:r>
       <w:tab/>
       <w:tab/>
-      <w:t>2025-07-01</w:t>
+      <w:t>2025-07-02</w:t>
       <w:br/>
       <w:br/>
     </w:r>

--- a/tillsyn/A 1120-2025 tillsynsbegäran.docx
+++ b/tillsyn/A 1120-2025 tillsynsbegäran.docx
@@ -253,7 +253,7 @@
     <w:r>
       <w:tab/>
       <w:tab/>
-      <w:t>2025-07-02</w:t>
+      <w:t>2025-07-03</w:t>
       <w:br/>
       <w:br/>
     </w:r>

--- a/tillsyn/A 1120-2025 tillsynsbegäran.docx
+++ b/tillsyn/A 1120-2025 tillsynsbegäran.docx
@@ -253,7 +253,7 @@
     <w:r>
       <w:tab/>
       <w:tab/>
-      <w:t>2025-07-03</w:t>
+      <w:t>2025-07-04</w:t>
       <w:br/>
       <w:br/>
     </w:r>

--- a/tillsyn/A 1120-2025 tillsynsbegäran.docx
+++ b/tillsyn/A 1120-2025 tillsynsbegäran.docx
@@ -253,7 +253,7 @@
     <w:r>
       <w:tab/>
       <w:tab/>
-      <w:t>2025-07-04</w:t>
+      <w:t>2025-07-05</w:t>
       <w:br/>
       <w:br/>
     </w:r>

--- a/tillsyn/A 1120-2025 tillsynsbegäran.docx
+++ b/tillsyn/A 1120-2025 tillsynsbegäran.docx
@@ -253,7 +253,7 @@
     <w:r>
       <w:tab/>
       <w:tab/>
-      <w:t>2025-07-05</w:t>
+      <w:t>2025-07-06</w:t>
       <w:br/>
       <w:br/>
     </w:r>

--- a/tillsyn/A 1120-2025 tillsynsbegäran.docx
+++ b/tillsyn/A 1120-2025 tillsynsbegäran.docx
@@ -253,7 +253,7 @@
     <w:r>
       <w:tab/>
       <w:tab/>
-      <w:t>2025-07-06</w:t>
+      <w:t>2025-07-07</w:t>
       <w:br/>
       <w:br/>
     </w:r>

--- a/tillsyn/A 1120-2025 tillsynsbegäran.docx
+++ b/tillsyn/A 1120-2025 tillsynsbegäran.docx
@@ -253,7 +253,7 @@
     <w:r>
       <w:tab/>
       <w:tab/>
-      <w:t>2025-07-07</w:t>
+      <w:t>2025-07-08</w:t>
       <w:br/>
       <w:br/>
     </w:r>

--- a/tillsyn/A 1120-2025 tillsynsbegäran.docx
+++ b/tillsyn/A 1120-2025 tillsynsbegäran.docx
@@ -253,7 +253,7 @@
     <w:r>
       <w:tab/>
       <w:tab/>
-      <w:t>2025-07-08</w:t>
+      <w:t>2025-07-09</w:t>
       <w:br/>
       <w:br/>
     </w:r>

--- a/tillsyn/A 1120-2025 tillsynsbegäran.docx
+++ b/tillsyn/A 1120-2025 tillsynsbegäran.docx
@@ -253,7 +253,7 @@
     <w:r>
       <w:tab/>
       <w:tab/>
-      <w:t>2025-07-09</w:t>
+      <w:t>2025-07-11</w:t>
       <w:br/>
       <w:br/>
     </w:r>

--- a/tillsyn/A 1120-2025 tillsynsbegäran.docx
+++ b/tillsyn/A 1120-2025 tillsynsbegäran.docx
@@ -253,7 +253,7 @@
     <w:r>
       <w:tab/>
       <w:tab/>
-      <w:t>2025-07-11</w:t>
+      <w:t>2025-07-12</w:t>
       <w:br/>
       <w:br/>
     </w:r>

--- a/tillsyn/A 1120-2025 tillsynsbegäran.docx
+++ b/tillsyn/A 1120-2025 tillsynsbegäran.docx
@@ -253,7 +253,7 @@
     <w:r>
       <w:tab/>
       <w:tab/>
-      <w:t>2025-07-12</w:t>
+      <w:t>2025-07-13</w:t>
       <w:br/>
       <w:br/>
     </w:r>

--- a/tillsyn/A 1120-2025 tillsynsbegäran.docx
+++ b/tillsyn/A 1120-2025 tillsynsbegäran.docx
@@ -253,7 +253,7 @@
     <w:r>
       <w:tab/>
       <w:tab/>
-      <w:t>2025-07-13</w:t>
+      <w:t>2025-07-14</w:t>
       <w:br/>
       <w:br/>
     </w:r>

--- a/tillsyn/A 1120-2025 tillsynsbegäran.docx
+++ b/tillsyn/A 1120-2025 tillsynsbegäran.docx
@@ -253,7 +253,7 @@
     <w:r>
       <w:tab/>
       <w:tab/>
-      <w:t>2025-08-06</w:t>
+      <w:t>2025-08-09</w:t>
       <w:br/>
       <w:br/>
     </w:r>
